--- a/published/ai-organizations/01_organizational_systems/03_perception/study-guides/03_perception-practice_quiz.docx
+++ b/published/ai-organizations/01_organizational_systems/03_perception/study-guides/03_perception-practice_quiz.docx
@@ -4,7 +4,12 @@
   <w:body>
     <w:p>
       <w:r>
-        <w:t>Practice Quiz: Perception</w:t>
+        <w:t>Practice Quiz: Organizational Systems — Module 03: Perception</w:t>
+      </w:r>
+    </w:p>
+    <w:p>
+      <w:r>
+        <w:t>Name : _ _ _  Date : _ _ _</w:t>
       </w:r>
     </w:p>
     <w:p>
@@ -14,98 +19,99 @@
     </w:p>
     <w:p>
       <w:r>
-        <w:t>What is the primary role of Perception in Active Inference?</w:t>
+        <w:t>Organizational perception in Active Inference is best described as:   A) Looking at data dashboards</w:t>
         <w:br/>
-        <w:t>A) To maximize reward</w:t>
+        <w:t>B) Inferring hidden market states from noisy, ambiguous observations</w:t>
         <w:br/>
-        <w:t>B) To minimize variational free energy</w:t>
+        <w:t>C) Hiring market research firms</w:t>
         <w:br/>
-        <w:t>C) To increase entropy</w:t>
-        <w:br/>
-        <w:t>D) To eliminate the Markov Blanket</w:t>
+        <w:t>D) Attending industry conferences</w:t>
       </w:r>
     </w:p>
     <w:p>
       <w:r>
-        <w:t>In Organizations, Perception is best described as:</w:t>
+        <w:t>Precision in organizational sensing refers to:   A) How accurate the data is on average</w:t>
         <w:br/>
-        <w:t>A) A static property</w:t>
+        <w:t>B) The weight or confidence the organization assigns to a particular signal</w:t>
         <w:br/>
-        <w:t>B) A dynamic process</w:t>
+        <w:t>C) The cost of collecting information</w:t>
         <w:br/>
-        <w:t>C) An external state</w:t>
-        <w:br/>
-        <w:t>D) A random variable</w:t>
+        <w:t>D) The speed at which information arrives</w:t>
       </w:r>
     </w:p>
     <w:p>
       <w:r>
-        <w:t>Which mathematical quantity is most central to Perception?</w:t>
+        <w:t>Kodak's failure to perceive digital disruption illustrates:   A) A company that had too much data</w:t>
         <w:br/>
-        <w:t>A) The Lagrangian</w:t>
+        <w:t>B) A sensory apparatus optimized for the wrong hidden states — missing the emergent digital market</w:t>
         <w:br/>
-        <w:t>B) The expected free energy</w:t>
+        <w:t>C) Poor executive leadership</w:t>
         <w:br/>
-        <w:t>C) The surprisal</w:t>
-        <w:br/>
-        <w:t>D) The precision</w:t>
+        <w:t>D) Insufficient R&amp;D spending</w:t>
       </w:r>
     </w:p>
     <w:p>
       <w:r>
-        <w:t>How does Perception relate to the concept of the Generative Model?</w:t>
+        <w:t>Which of the following is an example of active sensing (epistemic action)?   A) Receiving the annual industry report</w:t>
         <w:br/>
-        <w:t>A) It is separate from the model</w:t>
+        <w:t>B) Running a market experiment to test demand in a new segment before committing resources</w:t>
         <w:br/>
-        <w:t>B) It is a component of the model</w:t>
+        <w:t>C) Reading competitor press releases</w:t>
         <w:br/>
-        <w:t>C) It destroys the model</w:t>
-        <w:br/>
-        <w:t>D) It is only relevant for the environment</w:t>
+        <w:t>D) Reviewing quarterly financial statements</w:t>
       </w:r>
     </w:p>
     <w:p>
       <w:r>
-        <w:t>A failure in Perception would likely result in:</w:t>
+        <w:t>Information overload is dangerous because:   A) It costs too much to store data</w:t>
         <w:br/>
-        <w:t>A) Perfect prediction</w:t>
+        <w:t>B) When precision is uniformly low across all signals, the organization cannot discriminate important from unimportant</w:t>
         <w:br/>
-        <w:t>B) Generalized surprise</w:t>
+        <w:t>C) Employees become frustrated</w:t>
         <w:br/>
-        <w:t>C) Immediate death of the agent</w:t>
-        <w:br/>
-        <w:t>D) Zero entropy</w:t>
+        <w:t>D) It violates the Markov blanket</w:t>
       </w:r>
     </w:p>
     <w:p>
       <w:r>
-        <w:t>Which scale is most relevant for analyzing Perception in this course?</w:t>
+        <w:t>Signal distortion as information travels up the hierarchy occurs because:   A) Digital systems corrupt data</w:t>
         <w:br/>
-        <w:t>A) Quantum</w:t>
+        <w:t>B) Each level filters, summarizes, and reinterprets information, potentially losing critical nuance</w:t>
         <w:br/>
-        <w:t>B) Neural</w:t>
+        <w:t>C) Senior leaders refuse to read reports</w:t>
         <w:br/>
-        <w:t>C) Social</w:t>
-        <w:br/>
-        <w:t>D) All of the above</w:t>
+        <w:t>D) Information flows too quickly</w:t>
       </w:r>
     </w:p>
     <w:p>
       <w:r>
-        <w:t>Perception connects directly to which other component?</w:t>
+        <w:t>A customer satisfaction survey consistently shows 90% satisfaction, but customer churn is 25% annually. This most likely indicates:   A) Customers lie on surveys</w:t>
         <w:br/>
-        <w:t>A) The step before it</w:t>
+        <w:t>B) A measurement artifact — the sensing mechanism is not capturing the hidden states that drive churn</w:t>
         <w:br/>
-        <w:t>B) The step after it</w:t>
+        <w:t>C) The company is too successful</w:t>
         <w:br/>
-        <w:t>C) Both A and B</w:t>
-        <w:br/>
-        <w:t>D) None of the above</w:t>
+        <w:t>D) Churn is unrelated to satisfaction</w:t>
       </w:r>
     </w:p>
     <w:p>
       <w:r>
-        <w:t>Part B: Short Answer</w:t>
+        <w:t>Part B: Short Analysis</w:t>
+      </w:r>
+    </w:p>
+    <w:p>
+      <w:r>
+        <w:t>A retail bank relies primarily on monthly financial statements and quarterly NPS surveys to understand its market. Evaluate the adequacy of this sensory apparatus. What hidden states might it fail to detect? Design two additional sensing channels that would cover critical blind spots, and explain what precision you would assign to each.</w:t>
+      </w:r>
+    </w:p>
+    <w:p>
+      <w:r>
+        <w:t>Your company has five regional sales offices, each of which reports quarterly to headquarters. Regional managers have an incentive to present their territory favorably. Using the Active Inference framework, explain how this incentive creates signal distortion and propose a structural change that would improve the precision of information flowing to headquarters.</w:t>
+      </w:r>
+    </w:p>
+    <w:p>
+      <w:r>
+        <w:t>Compare passive sensing and active sensing strategies for a startup entering a new market. Under what conditions should the startup prioritize gathering information (epistemic actions) over generating revenue (pragmatic actions)? How does the expected free energy framework help make this trade-off?</w:t>
       </w:r>
     </w:p>
     <w:sectPr>
